--- a/zht/docx/43.content.docx
+++ b/zht/docx/43.content.docx
@@ -163,13 +163,6 @@
         <w:rPr>
           <w:lang w:val="zh_TW" w:bidi="zh_TW"/>
         </w:rPr>
-      </w:r>
-      <w:r>
-        <w:rPr>
-          <w:i/>
-          <w:lang w:val="zh_TW" w:bidi="zh_TW"/>
-        </w:rPr>
-        <w:t>約翰福音 1:1, 約翰福音 1:1–18, 約翰福音 1:3, 約翰福音 1:4, 約翰福音 1:4–5, 約翰福音 1:5, 約翰福音 1:6–9, 約翰福音 1:8, 約翰福音 1:10, 約翰福音 1:12, 約翰福音 1:13, 約翰福音 1:14, 約翰福音 1:15, 約翰福音 1:17, 約翰福音 1:18, 約翰福音 1:19–51, 約翰福音 1:19–12:50, 約翰福音 1:20, 約翰福音 1:21, 約翰福音 1:22–23, 約翰福音 1:24, 約翰福音 1:25–26, 約翰福音 1:27, 約翰福音 1:29, 約翰福音 1:32, 約翰福音 1:34, 約翰福音 1:35–51, 約翰福音 1:40–42, 約翰福音 1:43–44, 約翰福音 1:45, 約翰福音 1:46, 約翰福音 1:47, 約翰福音 1:48–49, 約翰福音 1:51, 約翰福音 2:1, 約翰福音 2:1–25, 約翰福音 2:1–10:42, 約翰福音 2:3, 約翰福音 2:4, 約翰福音 2:6, 約翰福音 2:9–10, 約翰福音 2:11, 約翰福音 2:13, 約翰福音 2:14–17, 約翰福音 2:19–21, 約翰福音 2:22, 約翰福音 2:24, 約翰福音 3:1, 約翰福音 3:2, 約翰福音 3:3, 約翰福音 3:5, 約翰福音 3:8, 約翰福音 3:13, 約翰福音 3:14–15, 約翰福音 3:16, 約翰福音 3:16–21, 約翰福音 3:18, 約翰福音 3:19–20, 約翰福音 3:22, 約翰福音 3:22–36, 約翰福音 3:24, 約翰福音 3:26, 約翰福音 3:27–35, 約翰福音 3:29, 約翰福音 3:31, 約翰福音 3:34–35, 約翰福音 3:36, 約翰福音 4:1–42, 約翰福音 4:2, 約翰福音 4:3, 約翰福音 4:4–6, 約翰福音 4:7, 約翰福音 4:9, 約翰福音 4:10, 約翰福音 4:11, 約翰福音 4:12, 約翰福音 4:14, 約翰福音 4:15, 約翰福音 4:16–18, 約翰福音 4:19, 約翰福音 4:19–20, 約翰福音 4:20, 約翰福音 4:21–22, 約翰福音 4:24, 約翰福音 4:26, 約翰福音 4:27–30, 約翰福音 4:32–34, 約翰福音 4:35, 約翰福音 4:38, 約翰福音 4:39–40, 約翰福音 4:42, 約翰福音 4:44–45, 約翰福音 4:48, 約翰福音 4:50, 約翰福音 4:53, 約翰福音 4:54, 約翰福音 5:1, 約翰福音 5:1–40, 約翰福音 5:1–10:42, 約翰福音 5:2, 約翰福音 5:3, 約翰福音 5:5, 約翰福音 5:8–9, 約翰福音 5:12, 約翰福音 5:14, 約翰福音 5:17, 約翰福音 5:19–30, 約翰福音 5:21, 約翰福音 5:22, 約翰福音 5:23, 約翰福音 5:24, 約翰福音 5:31–40, 約翰福音 5:32, 約翰福音 5:33–35, 約翰福音 5:36, 約翰福音 5:39–40, 約翰福音 5:41–47, 約翰福音 5:42, 約翰福音 5:44, 約翰福音 5:45–46, 約翰福音 6:1–15, 約翰福音 6:1–71, 約翰福音 6:5, 約翰福音 6:9, 約翰福音 6:10, 約翰福音 6:11, 約翰福音 6:14, 約翰福音 6:15, 約翰福音 6:18, 約翰福音 6:19, 約翰福音 6:20, 約翰福音 6:21, 約翰福音 6:24, 約翰福音 6:26, 約翰福音 6:26–59, 約翰福音 6:27, 約翰福音 6:30, 約翰福音 6:32–33, 約翰福音 6:34, 約翰福音 6:35, 約翰福音 6:37, 約翰福音 6:37–40, 約翰福音 6:41–42, 約翰福音 6:43–51, 約翰福音 6:49–50, 約翰福音 6:51, 約翰福音 6:53–58, 約翰福音 6:60–61, 約翰福音 6:63, 約翰福音 6:65, 約翰福音 6:68–69, 約翰福音 6:70–71, 約翰福音 7:1–52, 約翰福音 7:2, 約翰福音 7:3–5, 約翰福音 7:6–8, 約翰福音 7:15, 約翰福音 7:17, 約翰福音 7:19, 約翰福音 7:20, 約翰福音 7:22, 約翰福音 7:27, 約翰福音 7:29, 約翰福音 7:30, 約翰福音 7:32–36, 約翰福音 7:37–38, 約翰福音 7:39, 約翰福音 7:41–42, 約翰福音 7:45–52, 約翰福音 7:49–51, 約翰福音 7:52, 約翰福音 7:53–8:11, 約翰福音 8:3, 約翰福音 8:4, 約翰福音 8:5, 約翰福音 8:6, 約翰福音 8:7, 約翰福音 8:9, 約翰福音 8:11, 約翰福音 8:12, 約翰福音 8:12–59, 約翰福音 8:13, 約翰福音 8:14–15, 約翰福音 8:19, 約翰福音 8:20, 約翰福音 8:21, 約翰福音 8:23, 約翰福音 8:24, 約翰福音 8:25, 約翰福音 8:28, 約翰福音 8:30, 約翰福音 8:31–32, 約翰福音 8:33, 約翰福音 8:35, 約翰福音 8:37–41, 約翰福音 8:41, 約翰福音 8:44, 約翰福音 8:48–49, 約翰福音 8:53, 約翰福音 8:56, 約翰福音 8:57, 約翰福音 8:58, 約翰福音 8:59, 約翰福音 9:1–41, 約翰福音 9:2, 約翰福音 9:5, 約翰福音 9:6, 約翰福音 9:7, 約翰福音 9:11, 約翰福音 9:13, 約翰福音 9:17, 約翰福音 9:18, 約翰福音 9:20–22, 約翰福音 9:24, 約翰福音 9:28–29, 約翰福音 9:30, 約翰福音 9:32–33, 約翰福音 9:34, 約翰福音 9:35, 約翰福音 9:35–38, 約翰福音 9:40–41, 約翰福音 10:1, 約翰福音 10:1–21, 約翰福音 10:1–42, 約翰福音 10:3, 約翰福音 10:4, 約翰福音 10:7, 約翰福音 10:9, 約翰福音 10:10, 約翰福音 10:11–13, 約翰福音 10:11–14, 約翰福音 10:14–17, 約翰福音 10:15, 約翰福音 10:16, 約翰福音 10:18, 約翰福音 10:19–21, 約翰福音 10:22, 約翰福音 10:23, 約翰福音 10:24, 約翰福音 10:25, 約翰福音 10:25–42, 約翰福音 10:27–29, 約翰福音 10:30, 約翰福音 10:31–33, 約翰福音 10:34–36, 約翰福音 10:38, 約翰福音 10:40, 約翰福音 10:41, 約翰福音 10:42, 約翰福音 11:1, 約翰福音 11:1–57, 約翰福音 11:3, 約翰福音 11:4, 約翰福音 11:6, 約翰福音 11:8, 約翰福音 11:16, 約翰福音 11:17, 約翰福音 11:19, 約翰福音 11:21, 約翰福音 11:22, 約翰福音 11:24, 約翰福音 11:25, 約翰福音 11:26–27, 約翰福音 11:28–32, 約翰福音 11:33, 約翰福音 11:39, 約翰福音 11:45–46, 約翰福音 11:48, 約翰福音 11:49, 約翰福音 11:50–51, 約翰福音 11:52, 約翰福音 11:53–54, 約翰福音 11:55–57, 約翰福音 12:1, 約翰福音 12:1–50, 約翰福音 12:2, 約翰福音 12:3, 約翰福音 12:5, 約翰福音 12:7, 約翰福音 12:8, 約翰福音 12:12, 約翰福音 12:13, 約翰福音 12:14, 約翰福音 12:16, 約翰福音 12:17–19, 約翰福音 12:19, 約翰福音 12:20, 約翰福音 12:21, 約翰福音 12:23, 約翰福音 12:24, 約翰福音 12:25, 約翰福音 12:27, 約翰福音 12:28, 約翰福音 12:29, 約翰福音 12:31–33, 約翰福音 12:32–34, 約翰福音 12:34, 約翰福音 12:36, 約翰福音 12:37, 約翰福音 12:39–40, 約翰福音 12:41, 約翰福音 12:42–43, 約翰福音 12:44–50, 約翰福音 12:49–50, 約翰福音 13:1–38, 約翰福音 13:1–20:31, 約翰福音 13:2, 約翰福音 13:4–5, 約翰福音 13:8, 約翰福音 13:9, 約翰福音 13:10, 約翰福音 13:14–15, 約翰福音 13:16, 約翰福音 13:18, 約翰福音 13:19, 約翰福音 13:21, 約翰福音 13:23, 約翰福音 13:25, 約翰福音 13:26, 約翰福音 13:27, 約翰福音 13:28–29, 約翰福音 13:30, 約翰福音 13:31, 約翰福音 13:31–17:26, 約翰福音 13:33, 約翰福音 13:34–35, 約翰福音 13:37, 約翰福音 14:1, 約翰福音 14:1–31, 約翰福音 14:2, 約翰福音 14:3, 約翰福音 14:6, 約翰福音 14:8, 約翰福音 14:9, 約翰福音 14:10, 約翰福音 14:12, 約翰福音 14:15, 約翰福音 14:16, 約翰福音 14:17, 約翰福音 14:18, 約翰福音 14:20, 約翰福音 14:22, 約翰福音 14:23–24, 約翰福音 14:26, 約翰福音 14:27, 約翰福音 14:28, 約翰福音 14:30, 約翰福音 15:1, 約翰福音 15:1–27, 約翰福音 15:2–3, 約翰福音 15:4, 約翰福音 15:6, 約翰福音 15:7, 約翰福音 15:8, 約翰福音 15:10, 約翰福音 15:12–13, 約翰福音 15:14–16, 約翰福音 15:15, 約翰福音 15:18–27, 約翰福音 15:20, 約翰福音 15:22–24, 約翰福音 15:25, 約翰福音 15:26, 約翰福音 15:27, 約翰福音 16:1–2, 約翰福音 16:7, 約翰福音 16:8, 約翰福音 16:8–11, 約翰福音 16:11, 約翰福音 16:13, 約翰福音 16:16, 約翰福音 16:16–33, 約翰福音 16:20, 約翰福音 16:21, 約翰福音 16:23–24, 約翰福音 16:25, 約翰福音 16:26–27, 約翰福音 16:33, 約翰福音 17:1, 約翰福音 17:1–26, 約翰福音 17:2, 約翰福音 17:3, 約翰福音 17:4, 約翰福音 17:5, 約翰福音 17:6, 約翰福音 17:8, 約翰福音 17:9–19, 約翰福音 17:10, 約翰福音 17:11, 約翰福音 17:12–13, 約翰福音 17:14, 約翰福音 17:16–18, 約翰福音 17:19, 約翰福音 17:20, 約翰福音 17:21, 約翰福音 17:22, 約翰福音 17:23, 約翰福音 17:24, 約翰福音 17:26, 約翰福音 18:1–2, 約翰福音 18:1–40, 約翰福音 18:3, 約翰福音 18:5, 約翰福音 18:6, 約翰福音 18:8, 約翰福音 18:9, 約翰福音 18:10–11, 約翰福音 18:12–14, 約翰福音 18:14, 約翰福音 18:15, 約翰福音 18:16–17, 約翰福音 18:19, 約翰福音 18:20–21, 約翰福音 18:22–23, 約翰福音 18:24, 約翰福音 18:25–27, 約翰福音 18:28, 約翰福音 18:29, 約翰福音 18:31–32, 約翰福音 18:33, 約翰福音 18:34–35, 約翰福音 18:36–37, 約翰福音 18:38–39, 約翰福音 18:40, 約翰福音 19:1–16, 約翰福音 19:2, 約翰福音 19:4–6, 約翰福音 19:6, 約翰福音 19:7, 約翰福音 19:8–9, 約翰福音 19:10–11, 約翰福音 19:12, 約翰福音 19:13, 約翰福音 19:14, 約翰福音 19:15, 約翰福音 19:16, 約翰福音 19:17, 約翰福音 19:18, 約翰福音 19:19–22, 約翰福音 19:23–24, 約翰福音 19:25–26, 約翰福音 19:27, 約翰福音 19:29, 約翰福音 19:30, 約翰福音 19:31–33, 約翰福音 19:34, 約翰福音 19:35, 約翰福音 19:36, 約翰福音 19:37, 約翰福音 19:38, 約翰福音 19:39, 約翰福音 19:41, 約翰福音 19:42, 約翰福音 20:1, 約翰福音 20:2, 約翰福音 20:3–10, 約翰福音 20:6–7, 約翰福音 20:8–9, 約翰福音 20:11–13, 約翰福音 20:14–15, 約翰福音 20:16, 約翰福音 20:17, 約翰福音 20:18, 約翰福音 20:19, 約翰福音 20:20, 約翰福音 20:21, 約翰福音 20:22, 約翰福音 20:23, 約翰福音 20:24–25, 約翰福音 20:26–27, 約翰福音 20:28, 約翰福音 20:29, 約翰福音 20:30–31, 約翰福音 20:31, 約翰福音 21:1–25, 約翰福音 21:2, 約翰福音 21:3, 約翰福音 21:4, 約翰福音 21:6, 約翰福音 21:7, 約翰福音 21:9, 約翰福音 21:11, 約翰福音 21:12–13, 約翰福音 21:14, 約翰福音 21:15, 約翰福音 21:15–17, 約翰福音 21:17, 約翰福音 21:18, 約翰福音 21:19, 約翰福音 21:20–22, 約翰福音 21:23, 約翰福音 21:24, 約翰福音 21:25</w:t>
       </w:r>
       <w:r>
         <w:rPr>

--- a/zht/docx/43.content.docx
+++ b/zht/docx/43.content.docx
@@ -150,19 +150,6 @@
           <w:lang w:val="zh_TW" w:bidi="zh_TW"/>
         </w:rPr>
         <w:t>JHN</w:t>
-      </w:r>
-      <w:r>
-        <w:rPr>
-          <w:lang w:val="zh_TW" w:bidi="zh_TW"/>
-        </w:rPr>
-      </w:r>
-    </w:p>
-    <w:p>
-      <w:pPr/>
-      <w:r>
-        <w:rPr>
-          <w:lang w:val="zh_TW" w:bidi="zh_TW"/>
-        </w:rPr>
       </w:r>
       <w:r>
         <w:rPr>

--- a/zht/docx/43.content.docx
+++ b/zht/docx/43.content.docx
@@ -19,7 +19,7 @@
         <w:rPr>
           <w:lang w:val="zh_TW" w:bidi="zh_TW"/>
         </w:rPr>
-        <w:t>Resource: 研讀筆記 (Tyndale)</w:t>
+        <w:t>Resource: Tyndale Open Study Notes</w:t>
       </w:r>
       <w:r>
         <w:rPr>
@@ -112,7 +112,7 @@
         <w:rPr>
           <w:lang w:val="zh_TW" w:bidi="zh_TW"/>
         </w:rPr>
-        <w:t>研讀筆記 (Tyndale)</w:t>
+        <w:t>Tyndale Open Study Notes</w:t>
       </w:r>
     </w:p>
     <w:p>

--- a/zht/docx/43.content.docx
+++ b/zht/docx/43.content.docx
@@ -294,11 +294,33 @@
         </w:rPr>
         <w:t>。</w:t>
       </w:r>
-      <w:r>
-        <w:rPr>
-          <w:lang w:val="zh_TW" w:bidi="zh_TW"/>
-        </w:rPr>
-        <w:t xml:space="preserve"> 在希臘思想中，logos是指引宇宙的理性原則，使生命有序且連貫。對猶太人來說，logos是主的話，是神智慧和創造力的表現。到耶穌時代，logos被視為來自神並具有祂的性格（見</w:t>
+    </w:p>
+    <w:p>
+      <w:pPr/>
+      <w:r>
+        <w:rPr>
+          <w:lang w:val="zh_TW" w:bidi="zh_TW"/>
+        </w:rPr>
+      </w:r>
+      <w:r>
+        <w:rPr>
+          <w:lang w:val="zh_TW" w:bidi="zh_TW"/>
+        </w:rPr>
+        <w:t>「道」（Logos）即是神的話語；神藉著祂創造萬有、彰顯自己，並藉著耶穌基督道成肉身。後世的基督教教義將「道」描述為三位一體中的第二位格（即與聖父、聖靈完全共享上帝神性的那位）。</w:t>
+      </w:r>
+    </w:p>
+    <w:p>
+      <w:pPr/>
+      <w:r>
+        <w:rPr>
+          <w:lang w:val="zh_TW" w:bidi="zh_TW"/>
+        </w:rPr>
+      </w:r>
+      <w:r>
+        <w:rPr>
+          <w:lang w:val="zh_TW" w:bidi="zh_TW"/>
+        </w:rPr>
+        <w:t>在希臘思想中，logos是指引宇宙的理性原則，使生命有序且連貫。對猶太人來說，logos是主的話，是神智慧和創造力的表現。到耶穌時代，logos被視為來自神並具有祂的性格（見</w:t>
       </w:r>
       <w:hyperlink r:id="rId16">
         <w:r>
@@ -21005,7 +21027,7 @@
         <w:rPr>
           <w:lang w:val="zh_TW" w:bidi="zh_TW"/>
         </w:rPr>
-        <w:t>。希臘文翻譯自希伯來文和亞蘭文詞語，意思是「人類」。人們不完全確定耶穌的意思（見</w:t>
+        <w:t>。希臘文翻譯自希伯來文和亞蘭文詞語，意思是「人類」。人們往往不確定耶穌使用這個稱號的真正含義（見</w:t>
       </w:r>
       <w:hyperlink r:id="rId402">
         <w:r>
@@ -21023,7 +21045,7 @@
         <w:rPr>
           <w:lang w:val="zh_TW" w:bidi="zh_TW"/>
         </w:rPr>
-        <w:t>）。然而，這表示耶穌的身份既是人類也是彌賽亞（參</w:t>
+        <w:t>）。在</w:t>
       </w:r>
       <w:hyperlink r:id="rId107">
         <w:r>
@@ -21034,14 +21056,14 @@
             <w:color w:val="0000EE"/>
             <w:u w:val="single"/>
           </w:rPr>
-          <w:t>但7:13–14</w:t>
-        </w:r>
-      </w:hyperlink>
-      <w:r>
-        <w:rPr>
-          <w:lang w:val="zh_TW" w:bidi="zh_TW"/>
-        </w:rPr>
-        <w:t>）。</w:t>
+          <w:t>但以理書7:13–14</w:t>
+        </w:r>
+      </w:hyperlink>
+      <w:r>
+        <w:rPr>
+          <w:lang w:val="zh_TW" w:bidi="zh_TW"/>
+        </w:rPr>
+        <w:t xml:space="preserve"> 中，有一位「像人子」的人物從神那裡領受了權柄和永恆的國度。後期的猶太傳統將這位人物與對彌賽亞的盼望關聯在一起。在《約翰福音》中，作者使用「人子」這一稱號，旨在指出耶穌既是一個平凡的人，也是神所選定的彌賽亞。</w:t>
       </w:r>
       <w:r>
         <w:rPr>
@@ -22432,7 +22454,7 @@
         <w:rPr>
           <w:lang w:val="zh_TW" w:bidi="zh_TW"/>
         </w:rPr>
-        <w:t>沒有人奪我的命去：聖子的死亡是自願的。耶穌不是殉道者或受害者。耶穌的死亡是出於順服，和與天父的親密關係（見</w:t>
+        <w:t>沒有人奪我的命去：聖子的死亡是自願的。耶穌並非在身不由己的情況下，淪為外在環境與事態發展的受害者。耶穌的死亡是出於順服，和與天父的親密關係（見</w:t>
       </w:r>
       <w:hyperlink r:id="rId422">
         <w:r>

--- a/zht/docx/43.content.docx
+++ b/zht/docx/43.content.docx
@@ -14087,7 +14087,34 @@
         <w:rPr>
           <w:lang w:val="zh_TW" w:bidi="zh_TW"/>
         </w:rPr>
-        <w:t>）。由於「肉和血」在猶太語中是指整個人，耶穌可能是在呼召人們完全相信祂、接受祂。一些基督教傳統認為餅是基督為我們擘開的真實肉體，酒是為我們流出的真實血液。其他人則純粹從靈性層面理解這個意思。無論哪種方式，領受聖餐都意味著接受耶穌賜予生命的犧牲。</w:t>
+        <w:t>）。由於「肉和血」在猶太語中是指整個人，耶穌可能是在呼召人們完全相信祂、接受祂。</w:t>
+      </w:r>
+    </w:p>
+    <w:p>
+      <w:pPr/>
+      <w:r>
+        <w:rPr>
+          <w:lang w:val="zh_TW" w:bidi="zh_TW"/>
+        </w:rPr>
+      </w:r>
+      <w:r>
+        <w:rPr>
+          <w:lang w:val="zh_TW" w:bidi="zh_TW"/>
+        </w:rPr>
+        <w:t>自宗教改革以來，關於耶穌對餅和酒的陳述，有三種主要解釋：（1）變質說（Transubstantiation）：餅和酒在聖餐中變成了耶穌基督實際的身體和血；（2）共質說（Consubstantiation）：基督在聖禮中的臨在，被視為是超越人類理性所能完全理解的一種奧祕卻真實的臨在（即「真實的臨在</w:t>
+      </w:r>
+      <w:r>
+        <w:rPr>
+          <w:i/>
+          <w:lang w:val="zh_TW" w:bidi="zh_TW"/>
+        </w:rPr>
+        <w:t>〔real presence〕</w:t>
+      </w:r>
+      <w:r>
+        <w:rPr>
+          <w:lang w:val="zh_TW" w:bidi="zh_TW"/>
+        </w:rPr>
+        <w:t>」）；（3）象徵說（Symbolism）：餅和酒象徵耶穌的身體和血，藉著信心和聖靈，使領受者得到益處。</w:t>
       </w:r>
       <w:r>
         <w:rPr>

--- a/zht/docx/43.content.docx
+++ b/zht/docx/43.content.docx
@@ -19,7 +19,7 @@
         <w:rPr>
           <w:lang w:val="zh_TW" w:bidi="zh_TW"/>
         </w:rPr>
-        <w:t>Resource: Tyndale Open Study Notes</w:t>
+        <w:t>Resource: Aquifer Open Study Notes</w:t>
       </w:r>
       <w:r>
         <w:rPr>
@@ -112,7 +112,7 @@
         <w:rPr>
           <w:lang w:val="zh_TW" w:bidi="zh_TW"/>
         </w:rPr>
-        <w:t>Tyndale Open Study Notes</w:t>
+        <w:t>Aquifer Open Study Notes</w:t>
       </w:r>
     </w:p>
     <w:p>
